--- a/contract_template.docx
+++ b/contract_template.docx
@@ -884,7 +884,29 @@
           <w:szCs w:val="26"/>
           <w:lang w:val="en-US"/>
         </w:rPr>
-        <w:t xml:space="preserve"> owns {{PRODUCER_PUBLISHING}}% of publishing rights.</w:t>
+        <w:t xml:space="preserve"> owns {{PRODUCER_PUBLISHING</w:t>
+      </w:r>
+      <w:proofErr w:type="gramStart"/>
+      <w:r>
+        <w:rPr>
+          <w:rFonts w:ascii="Times" w:hAnsi="Times"/>
+          <w:color w:val="000000"/>
+          <w:sz w:val="26"/>
+          <w:szCs w:val="26"/>
+          <w:lang w:val="en-US"/>
+        </w:rPr>
+        <w:t>}}%</w:t>
+      </w:r>
+      <w:proofErr w:type="gramEnd"/>
+      <w:r>
+        <w:rPr>
+          <w:rFonts w:ascii="Times" w:hAnsi="Times"/>
+          <w:color w:val="000000"/>
+          <w:sz w:val="26"/>
+          <w:szCs w:val="26"/>
+          <w:lang w:val="en-US"/>
+        </w:rPr>
+        <w:t xml:space="preserve"> of publishing rights.</w:t>
       </w:r>
     </w:p>
     <w:p>
@@ -1126,7 +1148,17 @@
           <w:szCs w:val="26"/>
           <w:lang w:val="en-US"/>
         </w:rPr>
-        <w:t xml:space="preserve">:  </w:t>
+        <w:t>:</w:t>
+      </w:r>
+      <w:r>
+        <w:rPr>
+          <w:rFonts w:ascii="Times" w:hAnsi="Times"/>
+          <w:color w:val="000000"/>
+          <w:sz w:val="26"/>
+          <w:szCs w:val="26"/>
+          <w:lang w:val="en-US"/>
+        </w:rPr>
+        <w:t xml:space="preserve">  </w:t>
       </w:r>
       <w:r>
         <w:rPr>
@@ -1297,7 +1329,7 @@
           <w:lang w:val="en-US"/>
         </w:rPr>
         <w:br/>
-        <w:t xml:space="preserve">Date: </w:t>
+        <w:t>Date</w:t>
       </w:r>
       <w:proofErr w:type="gramStart"/>
       <w:r>
@@ -1308,15 +1340,14 @@
           <w:szCs w:val="26"/>
           <w:lang w:val="en-US"/>
         </w:rPr>
-        <w:t xml:space="preserve"> </w:t>
-      </w:r>
-      <w:r>
-        <w:rPr>
-          <w:rFonts w:ascii="Times" w:hAnsi="Times"/>
-          <w:color w:val="000000"/>
-          <w:sz w:val="26"/>
-          <w:szCs w:val="26"/>
-          <w:lang w:val="en-US"/>
+        <w:t>:</w:t>
+      </w:r>
+      <w:r>
+        <w:rPr>
+          <w:rFonts w:ascii="Times" w:hAnsi="Times"/>
+          <w:color w:val="000000"/>
+          <w:sz w:val="26"/>
+          <w:szCs w:val="26"/>
         </w:rPr>
         <w:t xml:space="preserve">  </w:t>
       </w:r>
